--- a/klagomål/A 62275-2022 FSC-klagomål.docx
+++ b/klagomål/A 62275-2022 FSC-klagomål.docx
@@ -999,7 +999,7 @@
     <w:r>
       <w:tab/>
       <w:tab/>
-      <w:t>2026-09-14</w:t>
+      <w:t>2026-09-15</w:t>
       <w:br/>
       <w:br/>
     </w:r>

--- a/klagomål/A 62275-2022 FSC-klagomål.docx
+++ b/klagomål/A 62275-2022 FSC-klagomål.docx
@@ -999,7 +999,7 @@
     <w:r>
       <w:tab/>
       <w:tab/>
-      <w:t>2026-09-15</w:t>
+      <w:t>2026-09-16</w:t>
       <w:br/>
       <w:br/>
     </w:r>

--- a/klagomål/A 62275-2022 FSC-klagomål.docx
+++ b/klagomål/A 62275-2022 FSC-klagomål.docx
@@ -999,7 +999,7 @@
     <w:r>
       <w:tab/>
       <w:tab/>
-      <w:t>2026-09-16</w:t>
+      <w:t>2026-09-17</w:t>
       <w:br/>
       <w:br/>
     </w:r>

--- a/klagomål/A 62275-2022 FSC-klagomål.docx
+++ b/klagomål/A 62275-2022 FSC-klagomål.docx
@@ -999,7 +999,7 @@
     <w:r>
       <w:tab/>
       <w:tab/>
-      <w:t>2026-09-17</w:t>
+      <w:t>2026-09-18</w:t>
       <w:br/>
       <w:br/>
     </w:r>

--- a/klagomål/A 62275-2022 FSC-klagomål.docx
+++ b/klagomål/A 62275-2022 FSC-klagomål.docx
@@ -999,7 +999,7 @@
     <w:r>
       <w:tab/>
       <w:tab/>
-      <w:t>2026-09-18</w:t>
+      <w:t>2026-09-19</w:t>
       <w:br/>
       <w:br/>
     </w:r>

--- a/klagomål/A 62275-2022 FSC-klagomål.docx
+++ b/klagomål/A 62275-2022 FSC-klagomål.docx
@@ -999,7 +999,7 @@
     <w:r>
       <w:tab/>
       <w:tab/>
-      <w:t>2026-09-19</w:t>
+      <w:t>2026-09-21</w:t>
       <w:br/>
       <w:br/>
     </w:r>

--- a/klagomål/A 62275-2022 FSC-klagomål.docx
+++ b/klagomål/A 62275-2022 FSC-klagomål.docx
@@ -999,7 +999,7 @@
     <w:r>
       <w:tab/>
       <w:tab/>
-      <w:t>2026-09-21</w:t>
+      <w:t>2026-09-23</w:t>
       <w:br/>
       <w:br/>
     </w:r>

--- a/klagomål/A 62275-2022 FSC-klagomål.docx
+++ b/klagomål/A 62275-2022 FSC-klagomål.docx
@@ -999,7 +999,7 @@
     <w:r>
       <w:tab/>
       <w:tab/>
-      <w:t>2026-09-23</w:t>
+      <w:t>2026-09-24</w:t>
       <w:br/>
       <w:br/>
     </w:r>

--- a/klagomål/A 62275-2022 FSC-klagomål.docx
+++ b/klagomål/A 62275-2022 FSC-klagomål.docx
@@ -999,7 +999,7 @@
     <w:r>
       <w:tab/>
       <w:tab/>
-      <w:t>2026-09-24</w:t>
+      <w:t>2026-09-25</w:t>
       <w:br/>
       <w:br/>
     </w:r>

--- a/klagomål/A 62275-2022 FSC-klagomål.docx
+++ b/klagomål/A 62275-2022 FSC-klagomål.docx
@@ -999,7 +999,7 @@
     <w:r>
       <w:tab/>
       <w:tab/>
-      <w:t>2026-09-25</w:t>
+      <w:t>2026-09-26</w:t>
       <w:br/>
       <w:br/>
     </w:r>

--- a/klagomål/A 62275-2022 FSC-klagomål.docx
+++ b/klagomål/A 62275-2022 FSC-klagomål.docx
@@ -999,7 +999,7 @@
     <w:r>
       <w:tab/>
       <w:tab/>
-      <w:t>2026-09-26</w:t>
+      <w:t>2026-09-27</w:t>
       <w:br/>
       <w:br/>
     </w:r>

--- a/klagomål/A 62275-2022 FSC-klagomål.docx
+++ b/klagomål/A 62275-2022 FSC-klagomål.docx
@@ -999,7 +999,7 @@
     <w:r>
       <w:tab/>
       <w:tab/>
-      <w:t>2026-09-27</w:t>
+      <w:t>2026-09-28</w:t>
       <w:br/>
       <w:br/>
     </w:r>

--- a/klagomål/A 62275-2022 FSC-klagomål.docx
+++ b/klagomål/A 62275-2022 FSC-klagomål.docx
@@ -999,7 +999,7 @@
     <w:r>
       <w:tab/>
       <w:tab/>
-      <w:t>2026-09-28</w:t>
+      <w:t>2026-09-29</w:t>
       <w:br/>
       <w:br/>
     </w:r>

--- a/klagomål/A 62275-2022 FSC-klagomål.docx
+++ b/klagomål/A 62275-2022 FSC-klagomål.docx
@@ -216,12 +216,12 @@
         <w:spacing w:after="240"/>
       </w:pPr>
       <w:r>
-        <w:t>Figur 1. Fyndplatser för naturvårdsarter i avverkningsanmälan. Markörer utan svart kant är placerade på fyndplatsen. Markörer med svart kant är placerade vid sidan av fyndplatsen och har ett svart streck som visar fyndplatsens exakta position. Kartans mittpunktskoordinat är N 6685955, E 502312 i SWEREF 99 TM.</w:t>
+        <w:t>Figur 1. Fyndplatser för naturvårdsarter i och inom 8 meter från avverkningsanmälan. Markörer utan svart kant är placerade på fyndplatsen. Markörer med svart kant är placerade vid sidan av fyndplatsen och har ett svart streck som visar fyndplatsens exakta position. Kartans mittpunktskoordinat är N 6685955, E 502312 i SWEREF 99 TM.</w:t>
       </w:r>
     </w:p>
     <w:p>
       <w:r>
-        <w:t>I avverkningsanmälan finns fynd av 1 naturvårdsarter, varav 1 är rödlistad, 1 är fridlyst och 1 är typisk (T): knärot (VU, T, §8). Se Figur 1.</w:t>
+        <w:t>I och inom 8 meter från avverkningsanmälan finns fynd av 2 naturvårdsarter, varav 2 är rödlistade, 1 är fridlyst och 1 är typisk (T): knärot (VU, T, §8) och brunklöver (NT). Se Figur 1.</w:t>
       </w:r>
     </w:p>
     <w:p>
@@ -437,7 +437,7 @@
         <w:rPr>
           <w:i/>
         </w:rPr>
-        <w:t>I det avverkningsanmälda skogsområdet har 1 naturvårdsarter varav 1 rödlistade arter sina livsmiljöer och växtplatser.</w:t>
+        <w:t>I det avverkningsanmälda skogsområdet har 2 naturvårdsarter varav 2 rödlistade arter sina livsmiljöer och växtplatser.</w:t>
       </w:r>
     </w:p>
     <w:p>
@@ -999,7 +999,7 @@
     <w:r>
       <w:tab/>
       <w:tab/>
-      <w:t>2026-09-29</w:t>
+      <w:t>2026-09-30</w:t>
       <w:br/>
       <w:br/>
     </w:r>

--- a/klagomål/A 62275-2022 FSC-klagomål.docx
+++ b/klagomål/A 62275-2022 FSC-klagomål.docx
@@ -999,7 +999,7 @@
     <w:r>
       <w:tab/>
       <w:tab/>
-      <w:t>2026-09-30</w:t>
+      <w:t>2026-10-01</w:t>
       <w:br/>
       <w:br/>
     </w:r>

--- a/klagomål/A 62275-2022 FSC-klagomål.docx
+++ b/klagomål/A 62275-2022 FSC-klagomål.docx
@@ -999,7 +999,7 @@
     <w:r>
       <w:tab/>
       <w:tab/>
-      <w:t>2026-10-01</w:t>
+      <w:t>2026-10-02</w:t>
       <w:br/>
       <w:br/>
     </w:r>

--- a/klagomål/A 62275-2022 FSC-klagomål.docx
+++ b/klagomål/A 62275-2022 FSC-klagomål.docx
@@ -999,7 +999,7 @@
     <w:r>
       <w:tab/>
       <w:tab/>
-      <w:t>2026-10-02</w:t>
+      <w:t>2026-10-03</w:t>
       <w:br/>
       <w:br/>
     </w:r>

--- a/klagomål/A 62275-2022 FSC-klagomål.docx
+++ b/klagomål/A 62275-2022 FSC-klagomål.docx
@@ -999,7 +999,7 @@
     <w:r>
       <w:tab/>
       <w:tab/>
-      <w:t>2026-10-03</w:t>
+      <w:t>2026-10-04</w:t>
       <w:br/>
       <w:br/>
     </w:r>

--- a/klagomål/A 62275-2022 FSC-klagomål.docx
+++ b/klagomål/A 62275-2022 FSC-klagomål.docx
@@ -999,7 +999,7 @@
     <w:r>
       <w:tab/>
       <w:tab/>
-      <w:t>2026-10-04</w:t>
+      <w:t>2026-10-05</w:t>
       <w:br/>
       <w:br/>
     </w:r>

--- a/klagomål/A 62275-2022 FSC-klagomål.docx
+++ b/klagomål/A 62275-2022 FSC-klagomål.docx
@@ -999,7 +999,7 @@
     <w:r>
       <w:tab/>
       <w:tab/>
-      <w:t>2026-10-05</w:t>
+      <w:t>2026-10-06</w:t>
       <w:br/>
       <w:br/>
     </w:r>

--- a/klagomål/A 62275-2022 FSC-klagomål.docx
+++ b/klagomål/A 62275-2022 FSC-klagomål.docx
@@ -999,7 +999,7 @@
     <w:r>
       <w:tab/>
       <w:tab/>
-      <w:t>2026-10-06</w:t>
+      <w:t>2026-10-07</w:t>
       <w:br/>
       <w:br/>
     </w:r>

--- a/klagomål/A 62275-2022 FSC-klagomål.docx
+++ b/klagomål/A 62275-2022 FSC-klagomål.docx
@@ -999,7 +999,7 @@
     <w:r>
       <w:tab/>
       <w:tab/>
-      <w:t>2026-10-07</w:t>
+      <w:t>2026-10-08</w:t>
       <w:br/>
       <w:br/>
     </w:r>

--- a/klagomål/A 62275-2022 FSC-klagomål.docx
+++ b/klagomål/A 62275-2022 FSC-klagomål.docx
@@ -999,7 +999,7 @@
     <w:r>
       <w:tab/>
       <w:tab/>
-      <w:t>2026-10-08</w:t>
+      <w:t>2026-10-09</w:t>
       <w:br/>
       <w:br/>
     </w:r>

--- a/klagomål/A 62275-2022 FSC-klagomål.docx
+++ b/klagomål/A 62275-2022 FSC-klagomål.docx
@@ -999,7 +999,7 @@
     <w:r>
       <w:tab/>
       <w:tab/>
-      <w:t>2026-10-09</w:t>
+      <w:t>2026-10-10</w:t>
       <w:br/>
       <w:br/>
     </w:r>

--- a/klagomål/A 62275-2022 FSC-klagomål.docx
+++ b/klagomål/A 62275-2022 FSC-klagomål.docx
@@ -999,7 +999,7 @@
     <w:r>
       <w:tab/>
       <w:tab/>
-      <w:t>2026-10-10</w:t>
+      <w:t>2026-10-11</w:t>
       <w:br/>
       <w:br/>
     </w:r>

--- a/klagomål/A 62275-2022 FSC-klagomål.docx
+++ b/klagomål/A 62275-2022 FSC-klagomål.docx
@@ -999,7 +999,7 @@
     <w:r>
       <w:tab/>
       <w:tab/>
-      <w:t>2026-10-11</w:t>
+      <w:t>2026-10-12</w:t>
       <w:br/>
       <w:br/>
     </w:r>

--- a/klagomål/A 62275-2022 FSC-klagomål.docx
+++ b/klagomål/A 62275-2022 FSC-klagomål.docx
@@ -999,7 +999,7 @@
     <w:r>
       <w:tab/>
       <w:tab/>
-      <w:t>2026-10-12</w:t>
+      <w:t>2026-10-13</w:t>
       <w:br/>
       <w:br/>
     </w:r>

--- a/klagomål/A 62275-2022 FSC-klagomål.docx
+++ b/klagomål/A 62275-2022 FSC-klagomål.docx
@@ -999,7 +999,7 @@
     <w:r>
       <w:tab/>
       <w:tab/>
-      <w:t>2026-10-13</w:t>
+      <w:t>2026-10-14</w:t>
       <w:br/>
       <w:br/>
     </w:r>

--- a/klagomål/A 62275-2022 FSC-klagomål.docx
+++ b/klagomål/A 62275-2022 FSC-klagomål.docx
@@ -999,7 +999,7 @@
     <w:r>
       <w:tab/>
       <w:tab/>
-      <w:t>2026-10-14</w:t>
+      <w:t>2026-10-15</w:t>
       <w:br/>
       <w:br/>
     </w:r>

--- a/klagomål/A 62275-2022 FSC-klagomål.docx
+++ b/klagomål/A 62275-2022 FSC-klagomål.docx
@@ -999,7 +999,7 @@
     <w:r>
       <w:tab/>
       <w:tab/>
-      <w:t>2026-10-15</w:t>
+      <w:t>2026-10-16</w:t>
       <w:br/>
       <w:br/>
     </w:r>

--- a/klagomål/A 62275-2022 FSC-klagomål.docx
+++ b/klagomål/A 62275-2022 FSC-klagomål.docx
@@ -999,7 +999,7 @@
     <w:r>
       <w:tab/>
       <w:tab/>
-      <w:t>2026-10-16</w:t>
+      <w:t>2026-10-17</w:t>
       <w:br/>
       <w:br/>
     </w:r>

--- a/klagomål/A 62275-2022 FSC-klagomål.docx
+++ b/klagomål/A 62275-2022 FSC-klagomål.docx
@@ -999,7 +999,7 @@
     <w:r>
       <w:tab/>
       <w:tab/>
-      <w:t>2026-10-17</w:t>
+      <w:t>2026-10-18</w:t>
       <w:br/>
       <w:br/>
     </w:r>

--- a/klagomål/A 62275-2022 FSC-klagomål.docx
+++ b/klagomål/A 62275-2022 FSC-klagomål.docx
@@ -999,7 +999,7 @@
     <w:r>
       <w:tab/>
       <w:tab/>
-      <w:t>2026-10-18</w:t>
+      <w:t>2026-10-19</w:t>
       <w:br/>
       <w:br/>
     </w:r>

--- a/klagomål/A 62275-2022 FSC-klagomål.docx
+++ b/klagomål/A 62275-2022 FSC-klagomål.docx
@@ -999,7 +999,7 @@
     <w:r>
       <w:tab/>
       <w:tab/>
-      <w:t>2026-10-19</w:t>
+      <w:t>2026-10-20</w:t>
       <w:br/>
       <w:br/>
     </w:r>

--- a/klagomål/A 62275-2022 FSC-klagomål.docx
+++ b/klagomål/A 62275-2022 FSC-klagomål.docx
@@ -999,7 +999,7 @@
     <w:r>
       <w:tab/>
       <w:tab/>
-      <w:t>2026-10-20</w:t>
+      <w:t>2026-10-21</w:t>
       <w:br/>
       <w:br/>
     </w:r>

--- a/klagomål/A 62275-2022 FSC-klagomål.docx
+++ b/klagomål/A 62275-2022 FSC-klagomål.docx
@@ -999,7 +999,7 @@
     <w:r>
       <w:tab/>
       <w:tab/>
-      <w:t>2026-10-21</w:t>
+      <w:t>2026-10-22</w:t>
       <w:br/>
       <w:br/>
     </w:r>

--- a/klagomål/A 62275-2022 FSC-klagomål.docx
+++ b/klagomål/A 62275-2022 FSC-klagomål.docx
@@ -999,7 +999,7 @@
     <w:r>
       <w:tab/>
       <w:tab/>
-      <w:t>2026-10-22</w:t>
+      <w:t>2026-10-23</w:t>
       <w:br/>
       <w:br/>
     </w:r>

--- a/klagomål/A 62275-2022 FSC-klagomål.docx
+++ b/klagomål/A 62275-2022 FSC-klagomål.docx
@@ -999,7 +999,7 @@
     <w:r>
       <w:tab/>
       <w:tab/>
-      <w:t>2026-10-23</w:t>
+      <w:t>2026-10-24</w:t>
       <w:br/>
       <w:br/>
     </w:r>

--- a/klagomål/A 62275-2022 FSC-klagomål.docx
+++ b/klagomål/A 62275-2022 FSC-klagomål.docx
@@ -999,7 +999,7 @@
     <w:r>
       <w:tab/>
       <w:tab/>
-      <w:t>2026-10-24</w:t>
+      <w:t>2026-10-25</w:t>
       <w:br/>
       <w:br/>
     </w:r>

--- a/klagomål/A 62275-2022 FSC-klagomål.docx
+++ b/klagomål/A 62275-2022 FSC-klagomål.docx
@@ -999,7 +999,7 @@
     <w:r>
       <w:tab/>
       <w:tab/>
-      <w:t>2026-10-25</w:t>
+      <w:t>2026-10-26</w:t>
       <w:br/>
       <w:br/>
     </w:r>

--- a/klagomål/A 62275-2022 FSC-klagomål.docx
+++ b/klagomål/A 62275-2022 FSC-klagomål.docx
@@ -999,7 +999,7 @@
     <w:r>
       <w:tab/>
       <w:tab/>
-      <w:t>2026-10-26</w:t>
+      <w:t>2026-10-27</w:t>
       <w:br/>
       <w:br/>
     </w:r>

--- a/klagomål/A 62275-2022 FSC-klagomål.docx
+++ b/klagomål/A 62275-2022 FSC-klagomål.docx
@@ -999,7 +999,7 @@
     <w:r>
       <w:tab/>
       <w:tab/>
-      <w:t>2026-10-27</w:t>
+      <w:t>2026-10-28</w:t>
       <w:br/>
       <w:br/>
     </w:r>

--- a/klagomål/A 62275-2022 FSC-klagomål.docx
+++ b/klagomål/A 62275-2022 FSC-klagomål.docx
@@ -999,7 +999,7 @@
     <w:r>
       <w:tab/>
       <w:tab/>
-      <w:t>2026-10-28</w:t>
+      <w:t>2026-10-29</w:t>
       <w:br/>
       <w:br/>
     </w:r>

--- a/klagomål/A 62275-2022 FSC-klagomål.docx
+++ b/klagomål/A 62275-2022 FSC-klagomål.docx
@@ -999,7 +999,7 @@
     <w:r>
       <w:tab/>
       <w:tab/>
-      <w:t>2026-10-29</w:t>
+      <w:t>2026-10-31</w:t>
       <w:br/>
       <w:br/>
     </w:r>
